--- a/plans/Письмо в Amvera — Telegram.docx
+++ b/plans/Письмо в Amvera — Telegram.docx
@@ -605,6 +605,29 @@
       <w:r>
         <w:rPr>
           <w:rFonts w:ascii="Calibri" w:cs="Calibri" w:eastAsia="Calibri" w:hAnsi="Calibri"/>
+          <w:b/>
+          <w:bCs/>
+          <w:sz w:val="22"/>
+          <w:szCs w:val="22"/>
+        </w:rPr>
+        <w:t xml:space="preserve">Важная подробность: соединения пропадают не постоянно, а с перебоями. </w:t>
+      </w:r>
+      <w:r>
+        <w:rPr>
+          <w:rFonts w:ascii="Calibri" w:cs="Calibri" w:eastAsia="Calibri" w:hAnsi="Calibri"/>
+          <w:sz w:val="22"/>
+          <w:szCs w:val="22"/>
+        </w:rPr>
+        <w:t xml:space="preserve">В тот же день, 11 августа около 18:49 МСК, наше приложение успешно подключилось к Telegram и прочитало данные, а через полчаса, в 19:24, снова не смогло — ни одним из четырёх способов подключения. То есть речь не о наглухо закрытом маршруте, а о соединениях, которые то проходят, то нет.</w:t>
+      </w:r>
+    </w:p>
+    <w:p>
+      <w:pPr>
+        <w:spacing w:after="160"/>
+      </w:pPr>
+      <w:r>
+        <w:rPr>
+          <w:rFonts w:ascii="Calibri" w:cs="Calibri" w:eastAsia="Calibri" w:hAnsi="Calibri"/>
           <w:sz w:val="22"/>
           <w:szCs w:val="22"/>
         </w:rPr>
@@ -643,7 +666,7 @@
           <w:sz w:val="22"/>
           <w:szCs w:val="22"/>
         </w:rPr>
-        <w:t xml:space="preserve">Блокируются ли на вашей площадке исходящие соединения к адресам Telegram (диапазоны 149.154.160.0/20 и 91.108.4.0/22)? Если да — это намеренная политика или технический сбой?</w:t>
+        <w:t xml:space="preserve">Ограничиваются ли на вашей площадке исходящие соединения к адресам Telegram (диапазоны 149.154.160.0/20 и 91.108.4.0/22)? Нас особенно интересует, почему они проходят через раз: это намеренная политика, ограничение по частоте обращений или технический сбой?</w:t>
       </w:r>
     </w:p>
     <w:p>
